--- a/docs/resume/cv-valentino-gambino-a4.docx
+++ b/docs/resume/cv-valentino-gambino-a4.docx
@@ -74,7 +74,7 @@
         <w:rPr>
           <w:i/>
         </w:rPr>
-        <w:t xml:space="preserve">Egreso previsto: 2029</w:t>
+        <w:t xml:space="preserve">Egreso previsto: 2030</w:t>
       </w:r>
     </w:p>
     <w:p>
